--- a/published/ai-es/02_our_bodies/07_communication/study-guides/07_communication-practice_quiz.docx
+++ b/published/ai-es/02_our_bodies/07_communication/study-guides/07_communication-practice_quiz.docx
@@ -27,6 +27,11 @@
     </w:p>
     <w:p>
       <w:r>
+        <w:t>Answer: B! Great job! Communication is sending a message from your brain to someone else's brain, with or without words.</w:t>
+      </w:r>
+    </w:p>
+    <w:p>
+      <w:r>
         <w:t>If I smile, what am I saying?</w:t>
         <w:br/>
         <w:t xml:space="preserve">    A) "I am angry!"</w:t>
@@ -36,6 +41,11 @@
         <w:t xml:space="preserve">    C) "I am a fish!"</w:t>
         <w:br/>
         <w:t xml:space="preserve">    D) "Go away!"</w:t>
+      </w:r>
+    </w:p>
+    <w:p>
+      <w:r>
+        <w:t>Answer: B! That's right! A smile sends the message "I am happy" or "I want to be friends!" Your face is talking!</w:t>
       </w:r>
     </w:p>
     <w:p>
@@ -53,6 +63,11 @@
     </w:p>
     <w:p>
       <w:r>
+        <w:t>Answer: A! Exactly! You can wave, point, smile, frown, and shrug. Your body sends messages all the time, even when you are quiet.</w:t>
+      </w:r>
+    </w:p>
+    <w:p>
+      <w:r>
         <w:t>If a dog growls, what is the message?</w:t>
         <w:br/>
         <w:t xml:space="preserve">    A) "Pet me!"</w:t>
@@ -66,15 +81,25 @@
     </w:p>
     <w:p>
       <w:r>
+        <w:t>Answer: B! Good thinking! A growl is a dog's way of communicating "I am not happy, please give me space."</w:t>
+      </w:r>
+    </w:p>
+    <w:p>
+      <w:r>
         <w:t>Why do we point at things?</w:t>
         <w:br/>
         <w:t xml:space="preserve">    A) To make our finger longer</w:t>
         <w:br/>
         <w:t xml:space="preserve">    B) To show someone else where to look (Shared Attention)</w:t>
         <w:br/>
-        <w:t xml:space="preserve">    C) to poke the air</w:t>
+        <w:t xml:space="preserve">    C) To poke the air</w:t>
         <w:br/>
         <w:t xml:space="preserve">    D) No reason</w:t>
+      </w:r>
+    </w:p>
+    <w:p>
+      <w:r>
+        <w:t>Answer: B! You got it! Pointing shares your attention with someone else. You are saying "Look over there!" without using words.</w:t>
       </w:r>
     </w:p>
     <w:p>
@@ -92,6 +117,11 @@
     </w:p>
     <w:p>
       <w:r>
+        <w:t>Answer: B! That's right! A red light sends a clear message to everyone: "Stop moving!" Communication does not need words.</w:t>
+      </w:r>
+    </w:p>
+    <w:p>
+      <w:r>
         <w:t>Can we communicate with animals?</w:t>
         <w:br/>
         <w:t xml:space="preserve">    A) No, never</w:t>
@@ -101,6 +131,65 @@
         <w:t xml:space="preserve">    C) Only if they speak English</w:t>
         <w:br/>
         <w:t xml:space="preserve">    D) Only on Sundays</w:t>
+      </w:r>
+    </w:p>
+    <w:p>
+      <w:r>
+        <w:t>Answer: B! Exactly! You can teach a dog to sit using a hand signal. That is communication between different kinds of agents!</w:t>
+      </w:r>
+    </w:p>
+    <w:p>
+      <w:r>
+        <w:t>What does it mean when someone crosses their arms and frowns?</w:t>
+        <w:br/>
+        <w:t xml:space="preserve">    A) They are very happy</w:t>
+        <w:br/>
+        <w:t xml:space="preserve">    B) They are probably upset or annoyed</w:t>
+        <w:br/>
+        <w:t xml:space="preserve">    C) They are sleepy</w:t>
+        <w:br/>
+        <w:t xml:space="preserve">    D) They want to play tag</w:t>
+      </w:r>
+    </w:p>
+    <w:p>
+      <w:r>
+        <w:t>Answer: B! Nice work! Even without saying a word, crossed arms and a frown send the message "I am not happy right now."</w:t>
+      </w:r>
+    </w:p>
+    <w:p>
+      <w:r>
+        <w:t>When you play Charades and act out an elephant (using your arm as a trunk), what are you doing?</w:t>
+        <w:br/>
+        <w:t xml:space="preserve">    A) Exercising</w:t>
+        <w:br/>
+        <w:t xml:space="preserve">    B) Communicating without words by using your body</w:t>
+        <w:br/>
+        <w:t xml:space="preserve">    C) Being silly for no reason</w:t>
+        <w:br/>
+        <w:t xml:space="preserve">    D) Pretending to be a tree</w:t>
+      </w:r>
+    </w:p>
+    <w:p>
+      <w:r>
+        <w:t>Answer: B! That's right! In Charades, your body IS the message. You are communicating an idea without any words at all.</w:t>
+      </w:r>
+    </w:p>
+    <w:p>
+      <w:r>
+        <w:t>Why is listening an important part of communication?</w:t>
+        <w:br/>
+        <w:t xml:space="preserve">    A) It is not important</w:t>
+        <w:br/>
+        <w:t xml:space="preserve">    B) Because communication goes BOTH ways -- sending AND receiving</w:t>
+        <w:br/>
+        <w:t xml:space="preserve">    C) Because it makes your ears bigger</w:t>
+        <w:br/>
+        <w:t xml:space="preserve">    D) Only teachers need to listen</w:t>
+      </w:r>
+    </w:p>
+    <w:p>
+      <w:r>
+        <w:t>Answer: B! Exactly! Communication is not just about talking. You also need to listen and look to receive the other person's message.</w:t>
       </w:r>
     </w:p>
     <w:p>
